--- a/backend-exhibits/Meta to Google Chat - Included Features.docx
+++ b/backend-exhibits/Meta to Google Chat - Included Features.docx
@@ -51,7 +51,7 @@
             <w:proofErr w:type="spellStart"/>
             <w:r>
               <w:rPr>
-                <w:rFonts w:ascii="Arial" w:eastAsia="Arial" w:hAnsi="Arial" w:cs="Arial"/>
+                <w:rFonts w:ascii="Arial" w:hAnsi="Arial" w:cs="Arial" w:eastAsia="Arial"/>
                 <w:b/>
                 <w:sz w:val="21"/>
                 <w:shd w:val="clear" w:color="auto" w:fill="DAE9F8"/>
@@ -61,7 +61,7 @@
             <w:proofErr w:type="spellEnd"/>
             <w:r>
               <w:rPr>
-                <w:rFonts w:ascii="Arial" w:eastAsia="Arial" w:hAnsi="Arial" w:cs="Arial"/>
+                <w:rFonts w:ascii="Arial" w:hAnsi="Arial" w:cs="Arial" w:eastAsia="Arial"/>
                 <w:b/>
                 <w:sz w:val="21"/>
                 <w:shd w:val="clear" w:color="auto" w:fill="DAE9F8"/>
@@ -70,9 +70,9 @@
             </w:r>
             <w:r>
               <w:rPr>
-                <w:rFonts w:ascii="Arial" w:eastAsia="Arial" w:hAnsi="Arial" w:cs="Arial"/>
+                <w:rFonts w:ascii="Arial" w:hAnsi="Arial" w:cs="Arial" w:eastAsia="Arial"/>
                 <w:b/>
-                <w:sz w:val="24"/>
+                <w:sz w:val="21"/>
               </w:rPr>
               <w:t xml:space="preserve"> </w:t>
             </w:r>
@@ -100,7 +100,7 @@
             </w:pPr>
             <w:r>
               <w:rPr>
-                <w:rFonts w:ascii="Arial" w:eastAsia="Arial" w:hAnsi="Arial" w:cs="Arial"/>
+                <w:rFonts w:ascii="Arial" w:hAnsi="Arial" w:cs="Arial" w:eastAsia="Arial"/>
               </w:rPr>
               <w:t>Features</w:t>
             </w:r>
@@ -125,14 +125,14 @@
             <w:proofErr w:type="spellStart"/>
             <w:r>
               <w:rPr>
-                <w:rFonts w:ascii="Arial" w:eastAsia="Arial" w:hAnsi="Arial" w:cs="Arial"/>
+                <w:rFonts w:ascii="Arial" w:hAnsi="Arial" w:cs="Arial" w:eastAsia="Arial"/>
               </w:rPr>
               <w:t>Wrokplace</w:t>
             </w:r>
             <w:proofErr w:type="spellEnd"/>
             <w:r>
               <w:rPr>
-                <w:rFonts w:ascii="Arial" w:eastAsia="Arial" w:hAnsi="Arial" w:cs="Arial"/>
+                <w:rFonts w:ascii="Arial" w:hAnsi="Arial" w:cs="Arial" w:eastAsia="Arial"/>
               </w:rPr>
               <w:t xml:space="preserve"> Meta - Google Chat</w:t>
             </w:r>
@@ -160,7 +160,7 @@
             </w:pPr>
             <w:r>
               <w:rPr>
-                <w:rFonts w:ascii="Arial" w:eastAsia="Arial" w:hAnsi="Arial" w:cs="Arial"/>
+                <w:rFonts w:ascii="Arial" w:hAnsi="Arial" w:cs="Arial" w:eastAsia="Arial"/>
               </w:rPr>
               <w:t>One Time Migration</w:t>
             </w:r>
@@ -184,7 +184,7 @@
             </w:pPr>
             <w:r>
               <w:rPr>
-                <w:rFonts w:ascii="Arial" w:eastAsia="Arial" w:hAnsi="Arial" w:cs="Arial"/>
+                <w:rFonts w:ascii="Arial" w:hAnsi="Arial" w:cs="Arial" w:eastAsia="Arial"/>
               </w:rPr>
               <w:t>Yes</w:t>
             </w:r>
@@ -212,7 +212,7 @@
             </w:pPr>
             <w:r>
               <w:rPr>
-                <w:rFonts w:ascii="Arial" w:eastAsia="Arial" w:hAnsi="Arial" w:cs="Arial"/>
+                <w:rFonts w:ascii="Arial" w:hAnsi="Arial" w:cs="Arial" w:eastAsia="Arial"/>
               </w:rPr>
               <w:t xml:space="preserve"> Delta Migration</w:t>
             </w:r>
@@ -236,7 +236,7 @@
             </w:pPr>
             <w:r>
               <w:rPr>
-                <w:rFonts w:ascii="Arial" w:eastAsia="Arial" w:hAnsi="Arial" w:cs="Arial"/>
+                <w:rFonts w:ascii="Arial" w:hAnsi="Arial" w:cs="Arial" w:eastAsia="Arial"/>
               </w:rPr>
               <w:t>Yes</w:t>
             </w:r>
@@ -264,7 +264,7 @@
             </w:pPr>
             <w:r>
               <w:rPr>
-                <w:rFonts w:ascii="Arial" w:eastAsia="Arial" w:hAnsi="Arial" w:cs="Arial"/>
+                <w:rFonts w:ascii="Arial" w:hAnsi="Arial" w:cs="Arial" w:eastAsia="Arial"/>
               </w:rPr>
               <w:t>Posts Migration</w:t>
             </w:r>
@@ -288,7 +288,7 @@
             </w:pPr>
             <w:r>
               <w:rPr>
-                <w:rFonts w:ascii="Arial" w:eastAsia="Arial" w:hAnsi="Arial" w:cs="Arial"/>
+                <w:rFonts w:ascii="Arial" w:hAnsi="Arial" w:cs="Arial" w:eastAsia="Arial"/>
               </w:rPr>
               <w:t>Yes</w:t>
             </w:r>
@@ -316,7 +316,7 @@
             </w:pPr>
             <w:r>
               <w:rPr>
-                <w:rFonts w:ascii="Arial" w:eastAsia="Arial" w:hAnsi="Arial" w:cs="Arial"/>
+                <w:rFonts w:ascii="Arial" w:hAnsi="Arial" w:cs="Arial" w:eastAsia="Arial"/>
               </w:rPr>
               <w:t>Chat Migrations</w:t>
             </w:r>
@@ -340,7 +340,7 @@
             </w:pPr>
             <w:r>
               <w:rPr>
-                <w:rFonts w:ascii="Arial" w:eastAsia="Arial" w:hAnsi="Arial" w:cs="Arial"/>
+                <w:rFonts w:ascii="Arial" w:hAnsi="Arial" w:cs="Arial" w:eastAsia="Arial"/>
               </w:rPr>
               <w:t>Yes</w:t>
             </w:r>
@@ -368,7 +368,7 @@
             </w:pPr>
             <w:r>
               <w:rPr>
-                <w:rFonts w:ascii="Arial" w:eastAsia="Arial" w:hAnsi="Arial" w:cs="Arial"/>
+                <w:rFonts w:ascii="Arial" w:hAnsi="Arial" w:cs="Arial" w:eastAsia="Arial"/>
               </w:rPr>
               <w:t>Attachments (Posts/Chats)</w:t>
             </w:r>
@@ -392,7 +392,7 @@
             </w:pPr>
             <w:r>
               <w:rPr>
-                <w:rFonts w:ascii="Arial" w:eastAsia="Arial" w:hAnsi="Arial" w:cs="Arial"/>
+                <w:rFonts w:ascii="Arial" w:hAnsi="Arial" w:cs="Arial" w:eastAsia="Arial"/>
               </w:rPr>
               <w:t>Yes</w:t>
             </w:r>
@@ -420,7 +420,7 @@
             </w:pPr>
             <w:r>
               <w:rPr>
-                <w:rFonts w:ascii="Arial" w:eastAsia="Arial" w:hAnsi="Arial" w:cs="Arial"/>
+                <w:rFonts w:ascii="Arial" w:hAnsi="Arial" w:cs="Arial" w:eastAsia="Arial"/>
               </w:rPr>
               <w:t xml:space="preserve"> Direct Messages Migration</w:t>
             </w:r>
@@ -444,7 +444,7 @@
             </w:pPr>
             <w:r>
               <w:rPr>
-                <w:rFonts w:ascii="Arial" w:eastAsia="Arial" w:hAnsi="Arial" w:cs="Arial"/>
+                <w:rFonts w:ascii="Arial" w:hAnsi="Arial" w:cs="Arial" w:eastAsia="Arial"/>
               </w:rPr>
               <w:t>Yes</w:t>
             </w:r>
@@ -473,14 +473,14 @@
             <w:proofErr w:type="spellStart"/>
             <w:r>
               <w:rPr>
-                <w:rFonts w:ascii="Arial" w:eastAsia="Arial" w:hAnsi="Arial" w:cs="Arial"/>
+                <w:rFonts w:ascii="Arial" w:hAnsi="Arial" w:cs="Arial" w:eastAsia="Arial"/>
               </w:rPr>
               <w:t>Goup</w:t>
             </w:r>
             <w:proofErr w:type="spellEnd"/>
             <w:r>
               <w:rPr>
-                <w:rFonts w:ascii="Arial" w:eastAsia="Arial" w:hAnsi="Arial" w:cs="Arial"/>
+                <w:rFonts w:ascii="Arial" w:hAnsi="Arial" w:cs="Arial" w:eastAsia="Arial"/>
               </w:rPr>
               <w:t xml:space="preserve"> messages</w:t>
             </w:r>
@@ -504,7 +504,7 @@
             </w:pPr>
             <w:r>
               <w:rPr>
-                <w:rFonts w:ascii="Arial" w:eastAsia="Arial" w:hAnsi="Arial" w:cs="Arial"/>
+                <w:rFonts w:ascii="Arial" w:hAnsi="Arial" w:cs="Arial" w:eastAsia="Arial"/>
               </w:rPr>
               <w:t>Yes</w:t>
             </w:r>
@@ -532,7 +532,7 @@
             </w:pPr>
             <w:r>
               <w:rPr>
-                <w:rFonts w:ascii="Arial" w:eastAsia="Arial" w:hAnsi="Arial" w:cs="Arial"/>
+                <w:rFonts w:ascii="Arial" w:hAnsi="Arial" w:cs="Arial" w:eastAsia="Arial"/>
               </w:rPr>
               <w:t>Attachments (Dm's/Groups)</w:t>
             </w:r>
@@ -556,7 +556,7 @@
             </w:pPr>
             <w:r>
               <w:rPr>
-                <w:rFonts w:ascii="Arial" w:eastAsia="Arial" w:hAnsi="Arial" w:cs="Arial"/>
+                <w:rFonts w:ascii="Arial" w:hAnsi="Arial" w:cs="Arial" w:eastAsia="Arial"/>
               </w:rPr>
               <w:t>Yes</w:t>
             </w:r>
@@ -585,14 +585,14 @@
             <w:proofErr w:type="gramStart"/>
             <w:r>
               <w:rPr>
-                <w:rFonts w:ascii="Arial" w:eastAsia="Arial" w:hAnsi="Arial" w:cs="Arial"/>
+                <w:rFonts w:ascii="Arial" w:hAnsi="Arial" w:cs="Arial" w:eastAsia="Arial"/>
               </w:rPr>
               <w:t>Mentions(</w:t>
             </w:r>
             <w:proofErr w:type="gramEnd"/>
             <w:r>
               <w:rPr>
-                <w:rFonts w:ascii="Arial" w:eastAsia="Arial" w:hAnsi="Arial" w:cs="Arial"/>
+                <w:rFonts w:ascii="Arial" w:hAnsi="Arial" w:cs="Arial" w:eastAsia="Arial"/>
               </w:rPr>
               <w:t>Posts/Chats)</w:t>
             </w:r>
@@ -616,7 +616,7 @@
             </w:pPr>
             <w:r>
               <w:rPr>
-                <w:rFonts w:ascii="Arial" w:eastAsia="Arial" w:hAnsi="Arial" w:cs="Arial"/>
+                <w:rFonts w:ascii="Arial" w:hAnsi="Arial" w:cs="Arial" w:eastAsia="Arial"/>
               </w:rPr>
               <w:t>Yes (Plain text)</w:t>
             </w:r>
@@ -645,14 +645,14 @@
             <w:proofErr w:type="gramStart"/>
             <w:r>
               <w:rPr>
-                <w:rFonts w:ascii="Arial" w:eastAsia="Arial" w:hAnsi="Arial" w:cs="Arial"/>
+                <w:rFonts w:ascii="Arial" w:hAnsi="Arial" w:cs="Arial" w:eastAsia="Arial"/>
               </w:rPr>
               <w:t>Mentions(</w:t>
             </w:r>
             <w:proofErr w:type="gramEnd"/>
             <w:r>
               <w:rPr>
-                <w:rFonts w:ascii="Arial" w:eastAsia="Arial" w:hAnsi="Arial" w:cs="Arial"/>
+                <w:rFonts w:ascii="Arial" w:hAnsi="Arial" w:cs="Arial" w:eastAsia="Arial"/>
               </w:rPr>
               <w:t>Messages/Dm's)</w:t>
             </w:r>
@@ -676,7 +676,7 @@
             </w:pPr>
             <w:r>
               <w:rPr>
-                <w:rFonts w:ascii="Arial" w:eastAsia="Arial" w:hAnsi="Arial" w:cs="Arial"/>
+                <w:rFonts w:ascii="Arial" w:hAnsi="Arial" w:cs="Arial" w:eastAsia="Arial"/>
               </w:rPr>
               <w:t>Yes</w:t>
             </w:r>
@@ -704,7 +704,7 @@
             </w:pPr>
             <w:r>
               <w:rPr>
-                <w:rFonts w:ascii="Arial" w:eastAsia="Arial" w:hAnsi="Arial" w:cs="Arial"/>
+                <w:rFonts w:ascii="Arial" w:hAnsi="Arial" w:cs="Arial" w:eastAsia="Arial"/>
               </w:rPr>
               <w:t>Threads (Posts)</w:t>
             </w:r>
@@ -728,7 +728,7 @@
             </w:pPr>
             <w:r>
               <w:rPr>
-                <w:rFonts w:ascii="Arial" w:eastAsia="Arial" w:hAnsi="Arial" w:cs="Arial"/>
+                <w:rFonts w:ascii="Arial" w:hAnsi="Arial" w:cs="Arial" w:eastAsia="Arial"/>
               </w:rPr>
               <w:t>Yes</w:t>
             </w:r>
@@ -757,14 +757,14 @@
             <w:proofErr w:type="gramStart"/>
             <w:r>
               <w:rPr>
-                <w:rFonts w:ascii="Arial" w:eastAsia="Arial" w:hAnsi="Arial" w:cs="Arial"/>
+                <w:rFonts w:ascii="Arial" w:hAnsi="Arial" w:cs="Arial" w:eastAsia="Arial"/>
               </w:rPr>
               <w:t>Reactions(</w:t>
             </w:r>
             <w:proofErr w:type="gramEnd"/>
             <w:r>
               <w:rPr>
-                <w:rFonts w:ascii="Arial" w:eastAsia="Arial" w:hAnsi="Arial" w:cs="Arial"/>
+                <w:rFonts w:ascii="Arial" w:hAnsi="Arial" w:cs="Arial" w:eastAsia="Arial"/>
               </w:rPr>
               <w:t>Posts/Chat)</w:t>
             </w:r>
@@ -788,7 +788,7 @@
             </w:pPr>
             <w:r>
               <w:rPr>
-                <w:rFonts w:ascii="Arial" w:eastAsia="Arial" w:hAnsi="Arial" w:cs="Arial"/>
+                <w:rFonts w:ascii="Arial" w:hAnsi="Arial" w:cs="Arial" w:eastAsia="Arial"/>
               </w:rPr>
               <w:t>Yes</w:t>
             </w:r>
@@ -816,14 +816,14 @@
             </w:pPr>
             <w:r>
               <w:rPr>
-                <w:rFonts w:ascii="Arial" w:eastAsia="Arial" w:hAnsi="Arial" w:cs="Arial"/>
+                <w:rFonts w:ascii="Arial" w:hAnsi="Arial" w:cs="Arial" w:eastAsia="Arial"/>
               </w:rPr>
               <w:t xml:space="preserve">Text </w:t>
             </w:r>
             <w:proofErr w:type="spellStart"/>
             <w:r>
               <w:rPr>
-                <w:rFonts w:ascii="Arial" w:eastAsia="Arial" w:hAnsi="Arial" w:cs="Arial"/>
+                <w:rFonts w:ascii="Arial" w:hAnsi="Arial" w:cs="Arial" w:eastAsia="Arial"/>
               </w:rPr>
               <w:t>Formates</w:t>
             </w:r>
@@ -848,7 +848,7 @@
             </w:pPr>
             <w:r>
               <w:rPr>
-                <w:rFonts w:ascii="Arial" w:eastAsia="Arial" w:hAnsi="Arial" w:cs="Arial"/>
+                <w:rFonts w:ascii="Arial" w:hAnsi="Arial" w:cs="Arial" w:eastAsia="Arial"/>
               </w:rPr>
               <w:t>Yes</w:t>
             </w:r>
@@ -876,7 +876,7 @@
             </w:pPr>
             <w:r>
               <w:rPr>
-                <w:rFonts w:ascii="Arial" w:eastAsia="Arial" w:hAnsi="Arial" w:cs="Arial"/>
+                <w:rFonts w:ascii="Arial" w:hAnsi="Arial" w:cs="Arial" w:eastAsia="Arial"/>
               </w:rPr>
               <w:t>Emojis</w:t>
             </w:r>
@@ -900,7 +900,7 @@
             </w:pPr>
             <w:r>
               <w:rPr>
-                <w:rFonts w:ascii="Arial" w:eastAsia="Arial" w:hAnsi="Arial" w:cs="Arial"/>
+                <w:rFonts w:ascii="Arial" w:hAnsi="Arial" w:cs="Arial" w:eastAsia="Arial"/>
               </w:rPr>
               <w:t>Yes</w:t>
             </w:r>
@@ -928,7 +928,7 @@
             </w:pPr>
             <w:r>
               <w:rPr>
-                <w:rFonts w:ascii="Arial" w:eastAsia="Arial" w:hAnsi="Arial" w:cs="Arial"/>
+                <w:rFonts w:ascii="Arial" w:hAnsi="Arial" w:cs="Arial" w:eastAsia="Arial"/>
               </w:rPr>
               <w:t>Filtering messages based on time stamps</w:t>
             </w:r>
@@ -952,7 +952,7 @@
             </w:pPr>
             <w:r>
               <w:rPr>
-                <w:rFonts w:ascii="Arial" w:eastAsia="Arial" w:hAnsi="Arial" w:cs="Arial"/>
+                <w:rFonts w:ascii="Arial" w:hAnsi="Arial" w:cs="Arial" w:eastAsia="Arial"/>
               </w:rPr>
               <w:t>Yes</w:t>
             </w:r>
@@ -980,7 +980,7 @@
             </w:pPr>
             <w:r>
               <w:rPr>
-                <w:rFonts w:ascii="Arial" w:eastAsia="Arial" w:hAnsi="Arial" w:cs="Arial"/>
+                <w:rFonts w:ascii="Arial" w:hAnsi="Arial" w:cs="Arial" w:eastAsia="Arial"/>
               </w:rPr>
               <w:t>Members in Chats/Posts</w:t>
             </w:r>
@@ -1004,7 +1004,7 @@
             </w:pPr>
             <w:r>
               <w:rPr>
-                <w:rFonts w:ascii="Arial" w:eastAsia="Arial" w:hAnsi="Arial" w:cs="Arial"/>
+                <w:rFonts w:ascii="Arial" w:hAnsi="Arial" w:cs="Arial" w:eastAsia="Arial"/>
               </w:rPr>
               <w:t>Yes</w:t>
             </w:r>
@@ -1032,7 +1032,7 @@
             </w:pPr>
             <w:r>
               <w:rPr>
-                <w:rFonts w:ascii="Arial" w:eastAsia="Arial" w:hAnsi="Arial" w:cs="Arial"/>
+                <w:rFonts w:ascii="Arial" w:hAnsi="Arial" w:cs="Arial" w:eastAsia="Arial"/>
               </w:rPr>
               <w:t>Posts/Chat renaming</w:t>
             </w:r>
@@ -1056,7 +1056,7 @@
             </w:pPr>
             <w:r>
               <w:rPr>
-                <w:rFonts w:ascii="Arial" w:eastAsia="Arial" w:hAnsi="Arial" w:cs="Arial"/>
+                <w:rFonts w:ascii="Arial" w:hAnsi="Arial" w:cs="Arial" w:eastAsia="Arial"/>
               </w:rPr>
               <w:t>Yes</w:t>
             </w:r>
@@ -1084,7 +1084,7 @@
             </w:pPr>
             <w:r>
               <w:rPr>
-                <w:rFonts w:ascii="Arial" w:eastAsia="Arial" w:hAnsi="Arial" w:cs="Arial"/>
+                <w:rFonts w:ascii="Arial" w:hAnsi="Arial" w:cs="Arial" w:eastAsia="Arial"/>
               </w:rPr>
               <w:t>Time stamps</w:t>
             </w:r>
@@ -1108,7 +1108,7 @@
             </w:pPr>
             <w:r>
               <w:rPr>
-                <w:rFonts w:ascii="Arial" w:eastAsia="Arial" w:hAnsi="Arial" w:cs="Arial"/>
+                <w:rFonts w:ascii="Arial" w:hAnsi="Arial" w:cs="Arial" w:eastAsia="Arial"/>
               </w:rPr>
               <w:t>Yes</w:t>
             </w:r>
@@ -1131,10 +1131,10 @@
   <w:docDefaults>
     <w:rPrDefault>
       <w:rPr>
-        <w:rFonts w:asciiTheme="minorHAnsi" w:eastAsiaTheme="minorEastAsia" w:hAnsiTheme="minorHAnsi" w:cstheme="minorBidi"/>
+        <w:rFonts w:ascii="Arial" w:hAnsi="Arial" w:cs="Arial" w:eastAsia="Arial"/>
         <w:kern w:val="2"/>
-        <w:sz w:val="24"/>
-        <w:szCs w:val="24"/>
+        <w:sz w:val="21"/>
+        <w:szCs w:val="21"/>
         <w:lang w:val="en-IN" w:eastAsia="en-IN" w:bidi="ar-SA"/>
         <w14:ligatures w14:val="standardContextual"/>
       </w:rPr>
@@ -1530,9 +1530,9 @@
       <w:spacing w:line="259" w:lineRule="auto"/>
     </w:pPr>
     <w:rPr>
-      <w:rFonts w:ascii="Calibri" w:eastAsia="Calibri" w:hAnsi="Calibri" w:cs="Calibri"/>
+      <w:rFonts w:ascii="Arial" w:hAnsi="Arial" w:cs="Arial" w:eastAsia="Arial"/>
       <w:color w:val="000000"/>
-      <w:sz w:val="22"/>
+      <w:sz w:val="21"/>
     </w:rPr>
   </w:style>
   <w:style w:type="character" w:default="1" w:styleId="DefaultParagraphFont">

--- a/backend-exhibits/Meta to Google Chat - Included Features.docx
+++ b/backend-exhibits/Meta to Google Chat - Included Features.docx
@@ -825,7 +825,7 @@
               <w:rPr>
                 <w:rFonts w:ascii="Arial" w:hAnsi="Arial" w:cs="Arial" w:eastAsia="Arial"/>
               </w:rPr>
-              <w:t>Formates</w:t>
+              <w:t>Formats</w:t>
             </w:r>
             <w:proofErr w:type="spellEnd"/>
           </w:p>
